--- a/paper3-scheduling/report/paper3.docx
+++ b/paper3-scheduling/report/paper3.docx
@@ -13,7 +13,7 @@
     </w:p>
     <w:p>
       <w:pPr>
-        <w:pStyle w:val="FirstParagraph"/>
+        <w:pStyle w:val="FrontMatter"/>
       </w:pPr>
       <w:r>
         <w:t xml:space="preserve">ENDRI BAKU AND HAZIS VODA</w:t>
@@ -21,7 +21,7 @@
     </w:p>
     <w:p>
       <w:pPr>
-        <w:pStyle w:val="BodyText"/>
+        <w:pStyle w:val="FrontMatter"/>
       </w:pPr>
       <w:r>
         <w:rPr>
@@ -33,7 +33,7 @@
     </w:p>
     <w:p>
       <w:pPr>
-        <w:pStyle w:val="BodyText"/>
+        <w:pStyle w:val="FrontMatter"/>
       </w:pPr>
       <w:r>
         <w:rPr>
@@ -24189,7 +24189,7 @@
     <w:bookmarkEnd w:id="124"/>
     <w:sectPr>
       <w:pgSz w:h="15840" w:w="12240"/>
-      <w:pgMar w:bottom="864" w:footer="720" w:gutter="0" w:header="720" w:left="864" w:right="864" w:top="864"/>
+      <w:pgMar w:bottom="720" w:footer="720" w:gutter="0" w:header="720" w:left="720" w:right="720" w:top="720"/>
       <w:footnotePr>
         <w:numRestart w:val="eachSect"/>
       </w:footnotePr>
@@ -24695,14 +24695,14 @@
     <w:rPrDefault>
       <w:rPr>
         <w:rFonts w:ascii="Times New Roman" w:cs="Times New Roman" w:eastAsia="Times New Roman" w:hAnsi="Times New Roman"/>
-        <w:sz w:val="20"/>
-        <w:szCs w:val="20"/>
+        <w:sz w:val="24"/>
+        <w:szCs w:val="24"/>
         <w:lang w:bidi="ar-SA" w:eastAsia="zh-CN" w:val="en-US"/>
       </w:rPr>
     </w:rPrDefault>
     <w:pPrDefault>
       <w:pPr>
-        <w:spacing w:after="60"/>
+        <w:spacing w:after="40"/>
         <w:jc w:val="both"/>
       </w:pPr>
     </w:pPrDefault>
@@ -24749,9 +24749,11 @@
       <w:jc w:val="center"/>
     </w:pPr>
     <w:rPr>
+      <w:b/>
+      <w:bCs/>
       <w:rFonts w:ascii="Times New Roman" w:cs="Times New Roman" w:eastAsia="Times New Roman" w:hAnsi="Times New Roman"/>
-      <w:sz w:val="56"/>
-      <w:szCs w:val="56"/>
+      <w:sz w:val="28"/>
+      <w:szCs w:val="28"/>
     </w:rPr>
   </w:style>
   <w:style w:customStyle="1" w:styleId="TitleChar" w:type="character">
@@ -24761,9 +24763,11 @@
     <w:uiPriority w:val="10"/>
     <w:rsid w:val="00A10FD9"/>
     <w:rPr>
+      <w:b/>
+      <w:bCs/>
       <w:rFonts w:ascii="Times New Roman" w:cs="Times New Roman" w:eastAsia="Times New Roman" w:hAnsi="Times New Roman"/>
-      <w:sz w:val="56"/>
-      <w:szCs w:val="56"/>
+      <w:sz w:val="28"/>
+      <w:szCs w:val="28"/>
     </w:rPr>
   </w:style>
   <w:style w:styleId="Subtitle" w:type="paragraph">
@@ -24782,8 +24786,8 @@
     <w:rPr>
       <w:rFonts w:ascii="Times New Roman" w:cs="Times New Roman" w:eastAsia="Times New Roman" w:hAnsi="Times New Roman"/>
       <w:spacing w:val="15"/>
-      <w:sz w:val="28"/>
-      <w:szCs w:val="28"/>
+      <w:sz w:val="24"/>
+      <w:szCs w:val="24"/>
     </w:rPr>
   </w:style>
   <w:style w:customStyle="1" w:styleId="SubtitleChar" w:type="character">
@@ -24796,8 +24800,8 @@
       <w:rFonts w:ascii="Times New Roman" w:cs="Times New Roman" w:eastAsia="Times New Roman" w:hAnsi="Times New Roman"/>
       <w:color w:val="000000"/>
       <w:spacing w:val="15"/>
-      <w:sz w:val="28"/>
-      <w:szCs w:val="28"/>
+      <w:sz w:val="24"/>
+      <w:szCs w:val="24"/>
     </w:rPr>
   </w:style>
   <w:style w:customStyle="1" w:styleId="Author" w:type="paragraph">
@@ -24841,8 +24845,8 @@
     </w:pPr>
     <w:rPr>
       <w:b/>
-      <w:sz w:val="20"/>
-      <w:szCs w:val="20"/>
+      <w:sz w:val="24"/>
+      <w:szCs w:val="24"/>
     </w:rPr>
   </w:style>
   <w:style w:customStyle="1" w:styleId="Abstract" w:type="paragraph">
@@ -24856,8 +24860,8 @@
       <w:spacing w:after="300" w:before="100"/>
     </w:pPr>
     <w:rPr>
-      <w:sz w:val="20"/>
-      <w:szCs w:val="20"/>
+      <w:sz w:val="24"/>
+      <w:szCs w:val="24"/>
     </w:rPr>
   </w:style>
   <w:style w:styleId="Bibliography" w:type="paragraph">
@@ -24883,10 +24887,12 @@
       <w:outlineLvl w:val="0"/>
     </w:pPr>
     <w:rPr>
+      <w:b/>
+      <w:bCs/>
       <w:rFonts w:ascii="Times New Roman" w:cs="Times New Roman" w:eastAsia="Times New Roman" w:hAnsi="Times New Roman"/>
       <w:color w:val="000000"/>
-      <w:sz w:val="40"/>
-      <w:szCs w:val="40"/>
+      <w:sz w:val="24"/>
+      <w:szCs w:val="24"/>
     </w:rPr>
   </w:style>
   <w:style w:styleId="Heading2" w:type="paragraph">
@@ -24906,10 +24912,12 @@
       <w:outlineLvl w:val="1"/>
     </w:pPr>
     <w:rPr>
+      <w:b/>
+      <w:bCs/>
       <w:rFonts w:ascii="Times New Roman" w:cs="Times New Roman" w:eastAsia="Times New Roman" w:hAnsi="Times New Roman"/>
       <w:color w:val="000000"/>
-      <w:sz w:val="32"/>
-      <w:szCs w:val="32"/>
+      <w:sz w:val="24"/>
+      <w:szCs w:val="24"/>
     </w:rPr>
   </w:style>
   <w:style w:customStyle="1" w:styleId="SummaryHeading" w:type="paragraph">
@@ -24918,6 +24926,15 @@
     <w:qFormat/>
     <w:pPr>
       <w:jc w:val="center"/>
+    </w:pPr>
+  </w:style>
+  <w:style w:customStyle="1" w:styleId="FrontMatter" w:type="paragraph">
+    <w:name w:val="Front Matter"/>
+    <w:basedOn w:val="Normal"/>
+    <w:qFormat/>
+    <w:pPr>
+      <w:jc w:val="center"/>
+      <w:spacing w:after="0"/>
     </w:pPr>
   </w:style>
   <w:style w:styleId="Heading3" w:type="paragraph">
@@ -24937,10 +24954,12 @@
       <w:outlineLvl w:val="2"/>
     </w:pPr>
     <w:rPr>
+      <w:b/>
+      <w:bCs/>
       <w:rFonts w:ascii="Times New Roman" w:cs="Times New Roman" w:eastAsia="Times New Roman" w:hAnsi="Times New Roman"/>
       <w:color w:val="000000"/>
-      <w:sz w:val="28"/>
-      <w:szCs w:val="28"/>
+      <w:sz w:val="24"/>
+      <w:szCs w:val="24"/>
     </w:rPr>
   </w:style>
   <w:style w:styleId="Heading4" w:type="paragraph">
@@ -24960,6 +24979,8 @@
       <w:outlineLvl w:val="3"/>
     </w:pPr>
     <w:rPr>
+      <w:b/>
+      <w:bCs/>
       <w:rFonts w:ascii="Times New Roman" w:cs="Times New Roman" w:eastAsia="Times New Roman" w:hAnsi="Times New Roman"/>
       <w:i/>
       <w:iCs/>
@@ -24983,6 +25004,8 @@
       <w:outlineLvl w:val="4"/>
     </w:pPr>
     <w:rPr>
+      <w:b/>
+      <w:bCs/>
       <w:rFonts w:ascii="Times New Roman" w:cs="Times New Roman" w:eastAsia="Times New Roman" w:hAnsi="Times New Roman"/>
       <w:color w:val="000000"/>
     </w:rPr>
@@ -25004,6 +25027,8 @@
       <w:outlineLvl w:val="5"/>
     </w:pPr>
     <w:rPr>
+      <w:b/>
+      <w:bCs/>
       <w:rFonts w:ascii="Times New Roman" w:cs="Times New Roman" w:eastAsia="Times New Roman" w:hAnsi="Times New Roman"/>
       <w:i/>
       <w:iCs/>
@@ -25082,10 +25107,12 @@
     <w:uiPriority w:val="9"/>
     <w:rsid w:val="00A10FD9"/>
     <w:rPr>
+      <w:b/>
+      <w:bCs/>
       <w:rFonts w:ascii="Times New Roman" w:cs="Times New Roman" w:eastAsia="Times New Roman" w:hAnsi="Times New Roman"/>
       <w:color w:val="000000"/>
-      <w:sz w:val="40"/>
-      <w:szCs w:val="40"/>
+      <w:sz w:val="24"/>
+      <w:szCs w:val="24"/>
     </w:rPr>
   </w:style>
   <w:style w:customStyle="1" w:styleId="Heading2Char" w:type="character">
@@ -25096,10 +25123,12 @@
     <w:semiHidden/>
     <w:rsid w:val="00A10FD9"/>
     <w:rPr>
+      <w:b/>
+      <w:bCs/>
       <w:rFonts w:ascii="Times New Roman" w:cs="Times New Roman" w:eastAsia="Times New Roman" w:hAnsi="Times New Roman"/>
       <w:color w:val="000000"/>
-      <w:sz w:val="32"/>
-      <w:szCs w:val="32"/>
+      <w:sz w:val="24"/>
+      <w:szCs w:val="24"/>
     </w:rPr>
   </w:style>
   <w:style w:customStyle="1" w:styleId="Heading3Char" w:type="character">
@@ -25110,10 +25139,12 @@
     <w:semiHidden/>
     <w:rsid w:val="00A10FD9"/>
     <w:rPr>
+      <w:b/>
+      <w:bCs/>
       <w:rFonts w:ascii="Times New Roman" w:cs="Times New Roman" w:eastAsia="Times New Roman" w:hAnsi="Times New Roman"/>
       <w:color w:val="000000"/>
-      <w:sz w:val="28"/>
-      <w:szCs w:val="28"/>
+      <w:sz w:val="24"/>
+      <w:szCs w:val="24"/>
     </w:rPr>
   </w:style>
   <w:style w:customStyle="1" w:styleId="Heading4Char" w:type="character">
@@ -25124,6 +25155,8 @@
     <w:semiHidden/>
     <w:rsid w:val="00A10FD9"/>
     <w:rPr>
+      <w:b/>
+      <w:bCs/>
       <w:rFonts w:ascii="Times New Roman" w:cs="Times New Roman" w:eastAsia="Times New Roman" w:hAnsi="Times New Roman"/>
       <w:i/>
       <w:iCs/>
@@ -25138,6 +25171,8 @@
     <w:semiHidden/>
     <w:rsid w:val="00A10FD9"/>
     <w:rPr>
+      <w:b/>
+      <w:bCs/>
       <w:rFonts w:ascii="Times New Roman" w:cs="Times New Roman" w:eastAsia="Times New Roman" w:hAnsi="Times New Roman"/>
       <w:color w:val="000000"/>
     </w:rPr>
@@ -25150,6 +25185,8 @@
     <w:semiHidden/>
     <w:rsid w:val="00A10FD9"/>
     <w:rPr>
+      <w:b/>
+      <w:bCs/>
       <w:rFonts w:ascii="Times New Roman" w:cs="Times New Roman" w:eastAsia="Times New Roman" w:hAnsi="Times New Roman"/>
       <w:i/>
       <w:iCs/>
@@ -25239,19 +25276,28 @@
     <w:qFormat/>
     <w:tblPr>
       <w:tblInd w:type="dxa" w:w="0"/>
+      <w:tblBorders>
+        <w:top w:color="000000" w:space="0" w:sz="4" w:val="single"/>
+        <w:left w:color="000000" w:space="0" w:sz="4" w:val="single"/>
+        <w:bottom w:color="000000" w:space="0" w:sz="4" w:val="single"/>
+        <w:right w:color="000000" w:space="0" w:sz="4" w:val="single"/>
+        <w:insideH w:color="000000" w:space="0" w:sz="4" w:val="single"/>
+        <w:insideV w:color="000000" w:space="0" w:sz="4" w:val="single"/>
+      </w:tblBorders>
       <w:tblCellMar>
-        <w:top w:type="dxa" w:w="0"/>
+        <w:top w:type="dxa" w:w="40"/>
         <w:left w:type="dxa" w:w="108"/>
-        <w:bottom w:type="dxa" w:w="0"/>
+        <w:bottom w:type="dxa" w:w="40"/>
         <w:right w:type="dxa" w:w="108"/>
       </w:tblCellMar>
     </w:tblPr>
     <w:tblStylePr w:type="firstRow">
+      <w:rPr>
+        <w:b/>
+      </w:rPr>
       <w:tcPr>
-        <w:tcBorders>
-          <w:bottom w:val="single"/>
-        </w:tcBorders>
-        <w:vAlign w:val="bottom"/>
+        <w:shd w:color="auto" w:fill="D9D9D9" w:val="clear"/>
+        <w:vAlign w:val="center"/>
       </w:tcPr>
     </w:tblStylePr>
   </w:style>
@@ -25315,7 +25361,7 @@
     <w:basedOn w:val="BodyTextChar"/>
     <w:rPr>
       <w:rFonts w:ascii="Courier New" w:cs="Courier New" w:eastAsia="Courier New" w:hAnsi="Courier New"/>
-      <w:sz w:val="20"/>
+      <w:sz w:val="24"/>
     </w:rPr>
   </w:style>
   <w:style w:customStyle="1" w:styleId="SectionNumber" w:type="character">
